--- a/TestCases/Final Merge.docx
+++ b/TestCases/Final Merge.docx
@@ -87,7 +87,7 @@
     </w:p>
     <w:sectPr>
       <w:pgSz w:w="16838" w:h="11906" w:orient="landscape"/>
-      <w:pgMar w:top="1440" w:right="1440" w:bottom="1440" w:left="1440" w:header="708" w:footer="708" w:gutter="0"/>
+      <w:pgMar w:top="1440" w:right="720" w:bottom="1440" w:left="720" w:header="708" w:footer="708" w:gutter="0"/>
       <w:cols w:space="708"/>
       <w:docGrid w:linePitch="360"/>
     </w:sectPr>
@@ -109,7 +109,7 @@
                     <pic:cNvPicPr/>
                   </pic:nvPicPr>
                   <pic:blipFill>
-                    <a:blip r:embed="R757bb5cb0bba443d"/>
+                    <a:blip r:embed="Raf01e658ac8540f8"/>
                     <a:stretch>
                       <a:fillRect/>
                     </a:stretch>
@@ -132,7 +132,7 @@
     </w:p>
     <w:sectPr>
       <w:pgSz w:w="11906" w:h="16838"/>
-      <w:pgMar w:top="1440" w:right="1440" w:bottom="1440" w:left="1440" w:header="708" w:footer="708" w:gutter="0"/>
+      <w:pgMar w:top="1440" w:right="720" w:bottom="1440" w:left="720" w:header="708" w:footer="708" w:gutter="0"/>
       <w:cols w:space="708"/>
       <w:docGrid w:linePitch="360"/>
     </w:sectPr>
@@ -159,7 +159,7 @@
                     <pic:cNvPicPr/>
                   </pic:nvPicPr>
                   <pic:blipFill>
-                    <a:blip r:embed="R7051f7792cf148f2"/>
+                    <a:blip r:embed="R5b391f9711e4412f"/>
                     <a:stretch>
                       <a:fillRect/>
                     </a:stretch>
@@ -182,7 +182,7 @@
     </w:p>
     <w:sectPr>
       <w:pgSz w:w="16838" w:h="11906" w:orient="landscape"/>
-      <w:pgMar w:top="1440" w:right="1440" w:bottom="1440" w:left="1440" w:header="708" w:footer="708" w:gutter="0"/>
+      <w:pgMar w:top="1440" w:right="720" w:bottom="1440" w:left="720" w:header="708" w:footer="708" w:gutter="0"/>
       <w:cols w:space="708"/>
       <w:docGrid w:linePitch="360"/>
     </w:sectPr>

--- a/TestCases/Final Merge.docx
+++ b/TestCases/Final Merge.docx
@@ -1,6 +1,6 @@
 
 <file path=word/document.xml><?xml version="1.0" encoding="utf-8"?>
-<w:document xmlns:a="http://schemas.openxmlformats.org/drawingml/2006/main" xmlns:pic="http://schemas.openxmlformats.org/drawingml/2006/picture" xmlns:a14="http://schemas.microsoft.com/office/drawing/2010/main" xmlns:wpc="http://schemas.microsoft.com/office/word/2010/wordprocessingCanvas" xmlns:cx="http://schemas.microsoft.com/office/drawing/2014/chartex" xmlns:cx1="http://schemas.microsoft.com/office/drawing/2015/9/8/chartex" xmlns:cx2="http://schemas.microsoft.com/office/drawing/2015/10/21/chartex" xmlns:cx3="http://schemas.microsoft.com/office/drawing/2016/5/9/chartex" xmlns:cx4="http://schemas.microsoft.com/office/drawing/2016/5/10/chartex" xmlns:cx5="http://schemas.microsoft.com/office/drawing/2016/5/11/chartex" xmlns:cx6="http://schemas.microsoft.com/office/drawing/2016/5/12/chartex" xmlns:cx7="http://schemas.microsoft.com/office/drawing/2016/5/13/chartex" xmlns:cx8="http://schemas.microsoft.com/office/drawing/2016/5/14/chartex" xmlns:mc="http://schemas.openxmlformats.org/markup-compatibility/2006" xmlns:aink="http://schemas.microsoft.com/office/drawing/2016/ink" xmlns:am3d="http://schemas.microsoft.com/office/drawing/2017/model3d" xmlns:o="urn:schemas-microsoft-com:office:office" xmlns:oel="http://schemas.microsoft.com/office/2019/extlst" xmlns:r="http://schemas.openxmlformats.org/officeDocument/2006/relationships" xmlns:m="http://schemas.openxmlformats.org/officeDocument/2006/math" xmlns:v="urn:schemas-microsoft-com:vml" xmlns:wp14="http://schemas.microsoft.com/office/word/2010/wordprocessingDrawing" xmlns:wp="http://schemas.openxmlformats.org/drawingml/2006/wordprocessingDrawing" xmlns:w10="urn:schemas-microsoft-com:office:word" xmlns:w="http://schemas.openxmlformats.org/wordprocessingml/2006/main" xmlns:w14="http://schemas.microsoft.com/office/word/2010/wordml" xmlns:w15="http://schemas.microsoft.com/office/word/2012/wordml" xmlns:w16cex="http://schemas.microsoft.com/office/word/2018/wordml/cex" xmlns:w16cid="http://schemas.microsoft.com/office/word/2016/wordml/cid" xmlns:w16="http://schemas.microsoft.com/office/word/2018/wordml" xmlns:w16du="http://schemas.microsoft.com/office/word/2023/wordml/word16du" xmlns:w16sdtdh="http://schemas.microsoft.com/office/word/2020/wordml/sdtdatahash" xmlns:w16sdtfl="http://schemas.microsoft.com/office/word/2024/wordml/sdtformatlock" xmlns:w16se="http://schemas.microsoft.com/office/word/2015/wordml/symex" xmlns:wpg="http://schemas.microsoft.com/office/word/2010/wordprocessingGroup" xmlns:wpi="http://schemas.microsoft.com/office/word/2010/wordprocessingInk" xmlns:wne="http://schemas.microsoft.com/office/word/2006/wordml" xmlns:wps="http://schemas.microsoft.com/office/word/2010/wordprocessingShape" mc:Ignorable="w14 w15 w16se w16cid w16 w16cex w16sdtdh w16sdtfl w16du wp14">
+<w:document xmlns:wpc="http://schemas.microsoft.com/office/word/2010/wordprocessingCanvas" xmlns:cx="http://schemas.microsoft.com/office/drawing/2014/chartex" xmlns:cx1="http://schemas.microsoft.com/office/drawing/2015/9/8/chartex" xmlns:cx2="http://schemas.microsoft.com/office/drawing/2015/10/21/chartex" xmlns:cx3="http://schemas.microsoft.com/office/drawing/2016/5/9/chartex" xmlns:cx4="http://schemas.microsoft.com/office/drawing/2016/5/10/chartex" xmlns:cx5="http://schemas.microsoft.com/office/drawing/2016/5/11/chartex" xmlns:cx6="http://schemas.microsoft.com/office/drawing/2016/5/12/chartex" xmlns:cx7="http://schemas.microsoft.com/office/drawing/2016/5/13/chartex" xmlns:cx8="http://schemas.microsoft.com/office/drawing/2016/5/14/chartex" xmlns:mc="http://schemas.openxmlformats.org/markup-compatibility/2006" xmlns:aink="http://schemas.microsoft.com/office/drawing/2016/ink" xmlns:am3d="http://schemas.microsoft.com/office/drawing/2017/model3d" xmlns:o="urn:schemas-microsoft-com:office:office" xmlns:oel="http://schemas.microsoft.com/office/2019/extlst" xmlns:r="http://schemas.openxmlformats.org/officeDocument/2006/relationships" xmlns:m="http://schemas.openxmlformats.org/officeDocument/2006/math" xmlns:v="urn:schemas-microsoft-com:vml" xmlns:wp14="http://schemas.microsoft.com/office/word/2010/wordprocessingDrawing" xmlns:wp="http://schemas.openxmlformats.org/drawingml/2006/wordprocessingDrawing" xmlns:w10="urn:schemas-microsoft-com:office:word" xmlns:w="http://schemas.openxmlformats.org/wordprocessingml/2006/main" xmlns:w14="http://schemas.microsoft.com/office/word/2010/wordml" xmlns:w15="http://schemas.microsoft.com/office/word/2012/wordml" xmlns:w16cex="http://schemas.microsoft.com/office/word/2018/wordml/cex" xmlns:w16cid="http://schemas.microsoft.com/office/word/2016/wordml/cid" xmlns:w16="http://schemas.microsoft.com/office/word/2018/wordml" xmlns:w16du="http://schemas.microsoft.com/office/word/2023/wordml/word16du" xmlns:w16sdtdh="http://schemas.microsoft.com/office/word/2020/wordml/sdtdatahash" xmlns:w16sdtfl="http://schemas.microsoft.com/office/word/2024/wordml/sdtformatlock" xmlns:w16se="http://schemas.microsoft.com/office/word/2015/wordml/symex" xmlns:wpg="http://schemas.microsoft.com/office/word/2010/wordprocessingGroup" xmlns:wpi="http://schemas.microsoft.com/office/word/2010/wordprocessingInk" xmlns:wne="http://schemas.microsoft.com/office/word/2006/wordml" xmlns:wps="http://schemas.microsoft.com/office/word/2010/wordprocessingShape" mc:Ignorable="w14 w15 w16se w16cid w16 w16cex w16sdtdh w16sdtfl w16du wp14">
   <w:body>
     <w:p>
       <w:pPr>
@@ -10,66 +10,6 @@
           <w:szCs w:val="56"/>
         </w:rPr>
       </w:pPr>
-      <w:r>
-        <w:rPr>
-          <w:noProof/>
-        </w:rPr>
-        <w:drawing>
-          <wp:anchor distT="0" distB="0" distL="114300" distR="114300" simplePos="0" relativeHeight="251658240" behindDoc="0" locked="0" layoutInCell="1" allowOverlap="1" wp14:editId="14DF20EC" wp14:anchorId="542CB17D">
-            <wp:simplePos x="0" y="0"/>
-            <wp:positionH relativeFrom="margin">
-              <wp:align>left</wp:align>
-            </wp:positionH>
-            <wp:positionV relativeFrom="paragraph">
-              <wp:posOffset>871026</wp:posOffset>
-            </wp:positionV>
-            <wp:extent cx="8112125" cy="4850130"/>
-            <wp:effectExtent l="0" t="0" r="3175" b="7620"/>
-            <wp:wrapTopAndBottom/>
-            <wp:docPr id="1" name="Picture 1"/>
-            <wp:cNvGraphicFramePr>
-              <a:graphicFrameLocks xmlns:a="http://schemas.openxmlformats.org/drawingml/2006/main" noChangeAspect="1"/>
-            </wp:cNvGraphicFramePr>
-            <a:graphic xmlns:a="http://schemas.openxmlformats.org/drawingml/2006/main">
-              <a:graphicData uri="http://schemas.openxmlformats.org/drawingml/2006/picture">
-                <pic:pic xmlns:pic="http://schemas.openxmlformats.org/drawingml/2006/picture">
-                  <pic:nvPicPr>
-                    <pic:cNvPr id="0" name="Inserted Image"/>
-                    <pic:cNvPicPr/>
-                  </pic:nvPicPr>
-                  <pic:blipFill>
-                    <a:blip r:embed="rId4" cstate="print">
-                      <a:extLst>
-                        <a:ext uri="{28A0092B-C50C-407E-A947-70E740481C1C}">
-                          <a14:useLocalDpi xmlns:a14="http://schemas.microsoft.com/office/drawing/2010/main" val="0"/>
-                        </a:ext>
-                      </a:extLst>
-                    </a:blip>
-                    <a:stretch>
-                      <a:fillRect/>
-                    </a:stretch>
-                  </pic:blipFill>
-                  <pic:spPr>
-                    <a:xfrm>
-                      <a:off x="0" y="0"/>
-                      <a:ext cx="8112125" cy="4850130"/>
-                    </a:xfrm>
-                    <a:prstGeom prst="rect">
-                      <a:avLst/>
-                    </a:prstGeom>
-                  </pic:spPr>
-                </pic:pic>
-              </a:graphicData>
-            </a:graphic>
-            <wp14:sizeRelH relativeFrom="margin">
-              <wp14:pctWidth>0</wp14:pctWidth>
-            </wp14:sizeRelH>
-            <wp14:sizeRelV relativeFrom="margin">
-              <wp14:pctHeight>0</wp14:pctHeight>
-            </wp14:sizeRelV>
-          </wp:anchor>
-        </w:drawing>
-      </w:r>
       <w:r>
         <w:rPr>
           <w:sz w:val="56"/>
@@ -85,14 +25,33 @@
         <w:t xml:space="preserve"> File</w:t>
       </w:r>
     </w:p>
-    <w:sectPr>
-      <w:pgSz w:w="16838" w:h="11906" w:orient="landscape"/>
-      <w:pgMar w:top="1440" w:right="720" w:bottom="1440" w:left="720" w:header="708" w:footer="708" w:gutter="0"/>
-      <w:cols w:space="708"/>
-      <w:docGrid w:linePitch="360"/>
-    </w:sectPr>
+    <w:p/>
+    <w:p>
+      <w:hyperlink r:id="rId4" w:history="1">
+        <w:r>
+          <w:rPr>
+            <w:rStyle w:val="Hyperlink"/>
+          </w:rPr>
+          <w:t>Test1</w:t>
+        </w:r>
+      </w:hyperlink>
+    </w:p>
+    <w:p>
+      <w:hyperlink r:id="rId5" w:history="1">
+        <w:r>
+          <w:rPr>
+            <w:rStyle w:val="Hyperlink"/>
+          </w:rPr>
+          <w:t>Test2</w:t>
+        </w:r>
+      </w:hyperlink>
+    </w:p>
+    <w:p/>
     <w:p>
       <w:r>
+        <w:rPr>
+          <w:noProof/>
+        </w:rPr>
         <w:drawing>
           <wp:inline distT="0" distB="0" distL="0" distR="0" wp14:anchorId="49F2950F" wp14:editId="2A660B36">
             <wp:extent cx="5731510" cy="615950"/>
@@ -109,7 +68,7 @@
                     <pic:cNvPicPr/>
                   </pic:nvPicPr>
                   <pic:blipFill>
-                    <a:blip r:embed="Raf01e658ac8540f8"/>
+                    <a:blip r:embed="rId6"/>
                     <a:stretch>
                       <a:fillRect/>
                     </a:stretch>
@@ -130,12 +89,6 @@
         </w:drawing>
       </w:r>
     </w:p>
-    <w:sectPr>
-      <w:pgSz w:w="11906" w:h="16838"/>
-      <w:pgMar w:top="1440" w:right="720" w:bottom="1440" w:left="720" w:header="708" w:footer="708" w:gutter="0"/>
-      <w:cols w:space="708"/>
-      <w:docGrid w:linePitch="360"/>
-    </w:sectPr>
     <w:p>
       <w:r>
         <w:br w:type="page"/>
@@ -143,6 +96,10 @@
     </w:p>
     <w:p>
       <w:r>
+        <w:rPr>
+          <w:noProof/>
+        </w:rPr>
+        <w:lastRenderedPageBreak/>
         <w:drawing>
           <wp:inline distT="0" distB="0" distL="0" distR="0" wp14:anchorId="22523A63" wp14:editId="292D3CC4">
             <wp:extent cx="5731510" cy="574875"/>
@@ -159,7 +116,7 @@
                     <pic:cNvPicPr/>
                   </pic:nvPicPr>
                   <pic:blipFill>
-                    <a:blip r:embed="R5b391f9711e4412f"/>
+                    <a:blip r:embed="rId7"/>
                     <a:stretch>
                       <a:fillRect/>
                     </a:stretch>
@@ -195,7 +152,7 @@
   <w:docDefaults>
     <w:rPrDefault>
       <w:rPr>
-        <w:rFonts w:asciiTheme="minorHAnsi" w:hAnsiTheme="minorHAnsi" w:eastAsiaTheme="minorHAnsi" w:cstheme="minorBidi"/>
+        <w:rFonts w:asciiTheme="minorHAnsi" w:eastAsiaTheme="minorHAnsi" w:hAnsiTheme="minorHAnsi" w:cstheme="minorBidi"/>
         <w:kern w:val="2"/>
         <w:sz w:val="22"/>
         <w:lang w:val="en-IN" w:eastAsia="en-US" w:bidi="hi-IN"/>
@@ -211,14 +168,14 @@
   <w:latentStyles w:defLockedState="0" w:defUIPriority="99" w:defSemiHidden="0" w:defUnhideWhenUsed="0" w:defQFormat="0" w:count="376">
     <w:lsdException w:name="Normal" w:uiPriority="0" w:qFormat="1"/>
     <w:lsdException w:name="heading 1" w:uiPriority="9" w:qFormat="1"/>
-    <w:lsdException w:name="heading 2" w:uiPriority="9" w:semiHidden="1" w:unhideWhenUsed="1" w:qFormat="1"/>
-    <w:lsdException w:name="heading 3" w:uiPriority="9" w:semiHidden="1" w:unhideWhenUsed="1" w:qFormat="1"/>
-    <w:lsdException w:name="heading 4" w:uiPriority="9" w:semiHidden="1" w:unhideWhenUsed="1" w:qFormat="1"/>
-    <w:lsdException w:name="heading 5" w:uiPriority="9" w:semiHidden="1" w:unhideWhenUsed="1" w:qFormat="1"/>
-    <w:lsdException w:name="heading 6" w:uiPriority="9" w:semiHidden="1" w:unhideWhenUsed="1" w:qFormat="1"/>
-    <w:lsdException w:name="heading 7" w:uiPriority="9" w:semiHidden="1" w:unhideWhenUsed="1" w:qFormat="1"/>
-    <w:lsdException w:name="heading 8" w:uiPriority="9" w:semiHidden="1" w:unhideWhenUsed="1" w:qFormat="1"/>
-    <w:lsdException w:name="heading 9" w:uiPriority="9" w:semiHidden="1" w:unhideWhenUsed="1" w:qFormat="1"/>
+    <w:lsdException w:name="heading 2" w:semiHidden="1" w:uiPriority="9" w:unhideWhenUsed="1" w:qFormat="1"/>
+    <w:lsdException w:name="heading 3" w:semiHidden="1" w:uiPriority="9" w:unhideWhenUsed="1" w:qFormat="1"/>
+    <w:lsdException w:name="heading 4" w:semiHidden="1" w:uiPriority="9" w:unhideWhenUsed="1" w:qFormat="1"/>
+    <w:lsdException w:name="heading 5" w:semiHidden="1" w:uiPriority="9" w:unhideWhenUsed="1" w:qFormat="1"/>
+    <w:lsdException w:name="heading 6" w:semiHidden="1" w:uiPriority="9" w:unhideWhenUsed="1" w:qFormat="1"/>
+    <w:lsdException w:name="heading 7" w:semiHidden="1" w:uiPriority="9" w:unhideWhenUsed="1" w:qFormat="1"/>
+    <w:lsdException w:name="heading 8" w:semiHidden="1" w:uiPriority="9" w:unhideWhenUsed="1" w:qFormat="1"/>
+    <w:lsdException w:name="heading 9" w:semiHidden="1" w:uiPriority="9" w:unhideWhenUsed="1" w:qFormat="1"/>
     <w:lsdException w:name="index 1" w:semiHidden="1" w:unhideWhenUsed="1"/>
     <w:lsdException w:name="index 2" w:semiHidden="1" w:unhideWhenUsed="1"/>
     <w:lsdException w:name="index 3" w:semiHidden="1" w:unhideWhenUsed="1"/>
@@ -228,22 +185,22 @@
     <w:lsdException w:name="index 7" w:semiHidden="1" w:unhideWhenUsed="1"/>
     <w:lsdException w:name="index 8" w:semiHidden="1" w:unhideWhenUsed="1"/>
     <w:lsdException w:name="index 9" w:semiHidden="1" w:unhideWhenUsed="1"/>
-    <w:lsdException w:name="toc 1" w:uiPriority="39" w:semiHidden="1" w:unhideWhenUsed="1"/>
-    <w:lsdException w:name="toc 2" w:uiPriority="39" w:semiHidden="1" w:unhideWhenUsed="1"/>
-    <w:lsdException w:name="toc 3" w:uiPriority="39" w:semiHidden="1" w:unhideWhenUsed="1"/>
-    <w:lsdException w:name="toc 4" w:uiPriority="39" w:semiHidden="1" w:unhideWhenUsed="1"/>
-    <w:lsdException w:name="toc 5" w:uiPriority="39" w:semiHidden="1" w:unhideWhenUsed="1"/>
-    <w:lsdException w:name="toc 6" w:uiPriority="39" w:semiHidden="1" w:unhideWhenUsed="1"/>
-    <w:lsdException w:name="toc 7" w:uiPriority="39" w:semiHidden="1" w:unhideWhenUsed="1"/>
-    <w:lsdException w:name="toc 8" w:uiPriority="39" w:semiHidden="1" w:unhideWhenUsed="1"/>
-    <w:lsdException w:name="toc 9" w:uiPriority="39" w:semiHidden="1" w:unhideWhenUsed="1"/>
+    <w:lsdException w:name="toc 1" w:semiHidden="1" w:uiPriority="39" w:unhideWhenUsed="1"/>
+    <w:lsdException w:name="toc 2" w:semiHidden="1" w:uiPriority="39" w:unhideWhenUsed="1"/>
+    <w:lsdException w:name="toc 3" w:semiHidden="1" w:uiPriority="39" w:unhideWhenUsed="1"/>
+    <w:lsdException w:name="toc 4" w:semiHidden="1" w:uiPriority="39" w:unhideWhenUsed="1"/>
+    <w:lsdException w:name="toc 5" w:semiHidden="1" w:uiPriority="39" w:unhideWhenUsed="1"/>
+    <w:lsdException w:name="toc 6" w:semiHidden="1" w:uiPriority="39" w:unhideWhenUsed="1"/>
+    <w:lsdException w:name="toc 7" w:semiHidden="1" w:uiPriority="39" w:unhideWhenUsed="1"/>
+    <w:lsdException w:name="toc 8" w:semiHidden="1" w:uiPriority="39" w:unhideWhenUsed="1"/>
+    <w:lsdException w:name="toc 9" w:semiHidden="1" w:uiPriority="39" w:unhideWhenUsed="1"/>
     <w:lsdException w:name="Normal Indent" w:semiHidden="1" w:unhideWhenUsed="1"/>
     <w:lsdException w:name="footnote text" w:semiHidden="1" w:unhideWhenUsed="1"/>
     <w:lsdException w:name="annotation text" w:semiHidden="1" w:unhideWhenUsed="1"/>
     <w:lsdException w:name="header" w:semiHidden="1" w:unhideWhenUsed="1"/>
     <w:lsdException w:name="footer" w:semiHidden="1" w:unhideWhenUsed="1"/>
     <w:lsdException w:name="index heading" w:semiHidden="1" w:unhideWhenUsed="1"/>
-    <w:lsdException w:name="caption" w:uiPriority="35" w:semiHidden="1" w:unhideWhenUsed="1" w:qFormat="1"/>
+    <w:lsdException w:name="caption" w:semiHidden="1" w:uiPriority="35" w:unhideWhenUsed="1" w:qFormat="1"/>
     <w:lsdException w:name="table of figures" w:semiHidden="1" w:unhideWhenUsed="1"/>
     <w:lsdException w:name="envelope address" w:semiHidden="1" w:unhideWhenUsed="1"/>
     <w:lsdException w:name="envelope return" w:semiHidden="1" w:unhideWhenUsed="1"/>
@@ -274,7 +231,7 @@
     <w:lsdException w:name="Title" w:uiPriority="10" w:qFormat="1"/>
     <w:lsdException w:name="Closing" w:semiHidden="1" w:unhideWhenUsed="1"/>
     <w:lsdException w:name="Signature" w:semiHidden="1" w:unhideWhenUsed="1"/>
-    <w:lsdException w:name="Default Paragraph Font" w:uiPriority="1" w:semiHidden="1" w:unhideWhenUsed="1"/>
+    <w:lsdException w:name="Default Paragraph Font" w:semiHidden="1" w:uiPriority="1" w:unhideWhenUsed="1"/>
     <w:lsdException w:name="Body Text" w:semiHidden="1" w:unhideWhenUsed="1"/>
     <w:lsdException w:name="Body Text Indent" w:semiHidden="1" w:unhideWhenUsed="1"/>
     <w:lsdException w:name="List Continue" w:semiHidden="1" w:unhideWhenUsed="1"/>
@@ -474,8 +431,8 @@
     <w:lsdException w:name="Subtle Reference" w:uiPriority="31" w:qFormat="1"/>
     <w:lsdException w:name="Intense Reference" w:uiPriority="32" w:qFormat="1"/>
     <w:lsdException w:name="Book Title" w:uiPriority="33" w:qFormat="1"/>
-    <w:lsdException w:name="Bibliography" w:uiPriority="37" w:semiHidden="1" w:unhideWhenUsed="1"/>
-    <w:lsdException w:name="TOC Heading" w:uiPriority="39" w:semiHidden="1" w:unhideWhenUsed="1" w:qFormat="1"/>
+    <w:lsdException w:name="Bibliography" w:semiHidden="1" w:uiPriority="37" w:unhideWhenUsed="1"/>
+    <w:lsdException w:name="TOC Heading" w:semiHidden="1" w:uiPriority="39" w:unhideWhenUsed="1" w:qFormat="1"/>
     <w:lsdException w:name="Plain Table 1" w:uiPriority="41"/>
     <w:lsdException w:name="Plain Table 2" w:uiPriority="42"/>
     <w:lsdException w:name="Plain Table 3" w:uiPriority="43"/>
@@ -586,7 +543,7 @@
     <w:lsdException w:name="Unresolved Mention" w:semiHidden="1" w:unhideWhenUsed="1"/>
     <w:lsdException w:name="Smart Link" w:semiHidden="1" w:unhideWhenUsed="1"/>
   </w:latentStyles>
-  <w:style w:type="paragraph" w:styleId="Normal" w:default="1">
+  <w:style w:type="paragraph" w:default="1" w:styleId="Normal">
     <w:name w:val="Normal"/>
     <w:qFormat/>
     <w:rPr>
@@ -609,7 +566,7 @@
       <w:outlineLvl w:val="0"/>
     </w:pPr>
     <w:rPr>
-      <w:rFonts w:ascii="Times New Roman" w:hAnsi="Times New Roman" w:eastAsiaTheme="majorEastAsia" w:cstheme="majorBidi"/>
+      <w:rFonts w:ascii="Times New Roman" w:eastAsiaTheme="majorEastAsia" w:hAnsi="Times New Roman" w:cstheme="majorBidi"/>
       <w:b/>
       <w:color w:val="000000" w:themeColor="text1"/>
       <w:kern w:val="0"/>
@@ -798,13 +755,13 @@
       <w:color w:val="272727" w:themeColor="text1" w:themeTint="D8"/>
     </w:rPr>
   </w:style>
-  <w:style w:type="character" w:styleId="DefaultParagraphFont" w:default="1">
+  <w:style w:type="character" w:default="1" w:styleId="DefaultParagraphFont">
     <w:name w:val="Default Paragraph Font"/>
     <w:uiPriority w:val="1"/>
     <w:semiHidden/>
     <w:unhideWhenUsed/>
   </w:style>
-  <w:style w:type="table" w:styleId="TableNormal" w:default="1">
+  <w:style w:type="table" w:default="1" w:styleId="TableNormal">
     <w:name w:val="Normal Table"/>
     <w:uiPriority w:val="99"/>
     <w:semiHidden/>
@@ -819,13 +776,13 @@
       </w:tblCellMar>
     </w:tblPr>
   </w:style>
-  <w:style w:type="numbering" w:styleId="NoList" w:default="1">
+  <w:style w:type="numbering" w:default="1" w:styleId="NoList">
     <w:name w:val="No List"/>
     <w:uiPriority w:val="99"/>
     <w:semiHidden/>
     <w:unhideWhenUsed/>
   </w:style>
-  <w:style w:type="character" w:styleId="Heading2Char" w:customStyle="1">
+  <w:style w:type="character" w:customStyle="1" w:styleId="Heading2Char">
     <w:name w:val="Heading 2 Char"/>
     <w:link w:val="Heading2"/>
     <w:uiPriority w:val="9"/>
@@ -839,14 +796,14 @@
       <w:lang w:val="en-US" w:bidi="ar-SA"/>
     </w:rPr>
   </w:style>
-  <w:style w:type="character" w:styleId="Heading1Char" w:customStyle="1">
+  <w:style w:type="character" w:customStyle="1" w:styleId="Heading1Char">
     <w:name w:val="Heading 1 Char"/>
     <w:basedOn w:val="DefaultParagraphFont"/>
     <w:link w:val="Heading1"/>
     <w:uiPriority w:val="9"/>
     <w:rsid w:val="00FF30E6"/>
     <w:rPr>
-      <w:rFonts w:ascii="Times New Roman" w:hAnsi="Times New Roman" w:eastAsiaTheme="majorEastAsia" w:cstheme="majorBidi"/>
+      <w:rFonts w:ascii="Times New Roman" w:eastAsiaTheme="majorEastAsia" w:hAnsi="Times New Roman" w:cstheme="majorBidi"/>
       <w:b/>
       <w:color w:val="000000" w:themeColor="text1"/>
       <w:kern w:val="0"/>
@@ -855,7 +812,7 @@
       <w14:ligatures w14:val="none"/>
     </w:rPr>
   </w:style>
-  <w:style w:type="character" w:styleId="Heading3Char" w:customStyle="1">
+  <w:style w:type="character" w:customStyle="1" w:styleId="Heading3Char">
     <w:name w:val="Heading 3 Char"/>
     <w:basedOn w:val="DefaultParagraphFont"/>
     <w:link w:val="Heading3"/>
@@ -869,7 +826,7 @@
       <w:szCs w:val="25"/>
     </w:rPr>
   </w:style>
-  <w:style w:type="character" w:styleId="Heading4Char" w:customStyle="1">
+  <w:style w:type="character" w:customStyle="1" w:styleId="Heading4Char">
     <w:name w:val="Heading 4 Char"/>
     <w:basedOn w:val="DefaultParagraphFont"/>
     <w:link w:val="Heading4"/>
@@ -883,7 +840,7 @@
       <w:color w:val="2F5496" w:themeColor="accent1" w:themeShade="BF"/>
     </w:rPr>
   </w:style>
-  <w:style w:type="character" w:styleId="Heading5Char" w:customStyle="1">
+  <w:style w:type="character" w:customStyle="1" w:styleId="Heading5Char">
     <w:name w:val="Heading 5 Char"/>
     <w:basedOn w:val="DefaultParagraphFont"/>
     <w:link w:val="Heading5"/>
@@ -895,7 +852,7 @@
       <w:color w:val="2F5496" w:themeColor="accent1" w:themeShade="BF"/>
     </w:rPr>
   </w:style>
-  <w:style w:type="character" w:styleId="Heading6Char" w:customStyle="1">
+  <w:style w:type="character" w:customStyle="1" w:styleId="Heading6Char">
     <w:name w:val="Heading 6 Char"/>
     <w:basedOn w:val="DefaultParagraphFont"/>
     <w:link w:val="Heading6"/>
@@ -909,7 +866,7 @@
       <w:color w:val="595959" w:themeColor="text1" w:themeTint="A6"/>
     </w:rPr>
   </w:style>
-  <w:style w:type="character" w:styleId="Heading7Char" w:customStyle="1">
+  <w:style w:type="character" w:customStyle="1" w:styleId="Heading7Char">
     <w:name w:val="Heading 7 Char"/>
     <w:basedOn w:val="DefaultParagraphFont"/>
     <w:link w:val="Heading7"/>
@@ -921,7 +878,7 @@
       <w:color w:val="595959" w:themeColor="text1" w:themeTint="A6"/>
     </w:rPr>
   </w:style>
-  <w:style w:type="character" w:styleId="Heading8Char" w:customStyle="1">
+  <w:style w:type="character" w:customStyle="1" w:styleId="Heading8Char">
     <w:name w:val="Heading 8 Char"/>
     <w:basedOn w:val="DefaultParagraphFont"/>
     <w:link w:val="Heading8"/>
@@ -935,7 +892,7 @@
       <w:color w:val="272727" w:themeColor="text1" w:themeTint="D8"/>
     </w:rPr>
   </w:style>
-  <w:style w:type="character" w:styleId="Heading9Char" w:customStyle="1">
+  <w:style w:type="character" w:customStyle="1" w:styleId="Heading9Char">
     <w:name w:val="Heading 9 Char"/>
     <w:basedOn w:val="DefaultParagraphFont"/>
     <w:link w:val="Heading9"/>
@@ -960,21 +917,21 @@
       <w:contextualSpacing/>
     </w:pPr>
     <w:rPr>
-      <w:rFonts w:asciiTheme="majorHAnsi" w:hAnsiTheme="majorHAnsi" w:eastAsiaTheme="majorEastAsia" w:cstheme="majorBidi"/>
+      <w:rFonts w:asciiTheme="majorHAnsi" w:eastAsiaTheme="majorEastAsia" w:hAnsiTheme="majorHAnsi" w:cstheme="majorBidi"/>
       <w:spacing w:val="-10"/>
       <w:kern w:val="28"/>
       <w:sz w:val="56"/>
       <w:szCs w:val="50"/>
     </w:rPr>
   </w:style>
-  <w:style w:type="character" w:styleId="TitleChar" w:customStyle="1">
+  <w:style w:type="character" w:customStyle="1" w:styleId="TitleChar">
     <w:name w:val="Title Char"/>
     <w:basedOn w:val="DefaultParagraphFont"/>
     <w:link w:val="Title"/>
     <w:uiPriority w:val="10"/>
     <w:rsid w:val="00EC11A4"/>
     <w:rPr>
-      <w:rFonts w:asciiTheme="majorHAnsi" w:hAnsiTheme="majorHAnsi" w:eastAsiaTheme="majorEastAsia" w:cstheme="majorBidi"/>
+      <w:rFonts w:asciiTheme="majorHAnsi" w:eastAsiaTheme="majorEastAsia" w:hAnsiTheme="majorHAnsi" w:cstheme="majorBidi"/>
       <w:spacing w:val="-10"/>
       <w:kern w:val="28"/>
       <w:sz w:val="56"/>
@@ -1002,7 +959,7 @@
       <w:szCs w:val="25"/>
     </w:rPr>
   </w:style>
-  <w:style w:type="character" w:styleId="SubtitleChar" w:customStyle="1">
+  <w:style w:type="character" w:customStyle="1" w:styleId="SubtitleChar">
     <w:name w:val="Subtitle Char"/>
     <w:basedOn w:val="DefaultParagraphFont"/>
     <w:link w:val="Subtitle"/>
@@ -1034,7 +991,7 @@
       <w:color w:val="404040" w:themeColor="text1" w:themeTint="BF"/>
     </w:rPr>
   </w:style>
-  <w:style w:type="character" w:styleId="QuoteChar" w:customStyle="1">
+  <w:style w:type="character" w:customStyle="1" w:styleId="QuoteChar">
     <w:name w:val="Quote Char"/>
     <w:basedOn w:val="DefaultParagraphFont"/>
     <w:link w:val="Quote"/>
@@ -1080,8 +1037,8 @@
     <w:rsid w:val="00EC11A4"/>
     <w:pPr>
       <w:pBdr>
-        <w:top w:val="single" w:color="2F5496" w:themeColor="accent1" w:themeShade="BF" w:sz="4" w:space="10"/>
-        <w:bottom w:val="single" w:color="2F5496" w:themeColor="accent1" w:themeShade="BF" w:sz="4" w:space="10"/>
+        <w:top w:val="single" w:sz="4" w:space="10" w:color="2F5496" w:themeColor="accent1" w:themeShade="BF"/>
+        <w:bottom w:val="single" w:sz="4" w:space="10" w:color="2F5496" w:themeColor="accent1" w:themeShade="BF"/>
       </w:pBdr>
       <w:spacing w:before="360" w:after="360"/>
       <w:ind w:left="864" w:right="864"/>
@@ -1093,7 +1050,7 @@
       <w:color w:val="2F5496" w:themeColor="accent1" w:themeShade="BF"/>
     </w:rPr>
   </w:style>
-  <w:style w:type="character" w:styleId="IntenseQuoteChar" w:customStyle="1">
+  <w:style w:type="character" w:customStyle="1" w:styleId="IntenseQuoteChar">
     <w:name w:val="Intense Quote Char"/>
     <w:basedOn w:val="DefaultParagraphFont"/>
     <w:link w:val="IntenseQuote"/>
@@ -1118,6 +1075,29 @@
       <w:smallCaps/>
       <w:color w:val="2F5496" w:themeColor="accent1" w:themeShade="BF"/>
       <w:spacing w:val="5"/>
+    </w:rPr>
+  </w:style>
+  <w:style w:type="character" w:styleId="Hyperlink">
+    <w:name w:val="Hyperlink"/>
+    <w:basedOn w:val="DefaultParagraphFont"/>
+    <w:uiPriority w:val="99"/>
+    <w:unhideWhenUsed/>
+    <w:rsid w:val="00D4031D"/>
+    <w:rPr>
+      <w:color w:val="0563C1" w:themeColor="hyperlink"/>
+      <w:u w:val="single"/>
+    </w:rPr>
+  </w:style>
+  <w:style w:type="character" w:styleId="UnresolvedMention">
+    <w:name w:val="Unresolved Mention"/>
+    <w:basedOn w:val="DefaultParagraphFont"/>
+    <w:uiPriority w:val="99"/>
+    <w:semiHidden/>
+    <w:unhideWhenUsed/>
+    <w:rsid w:val="00D4031D"/>
+    <w:rPr>
+      <w:color w:val="605E5C"/>
+      <w:shd w:val="clear" w:color="auto" w:fill="E1DFDD"/>
     </w:rPr>
   </w:style>
 </w:styles>

--- a/TestCases/Final Merge.docx
+++ b/TestCases/Final Merge.docx
@@ -1,51 +1,127 @@
 
 <file path=word/document.xml><?xml version="1.0" encoding="utf-8"?>
-<w:document xmlns:wpc="http://schemas.microsoft.com/office/word/2010/wordprocessingCanvas" xmlns:cx="http://schemas.microsoft.com/office/drawing/2014/chartex" xmlns:cx1="http://schemas.microsoft.com/office/drawing/2015/9/8/chartex" xmlns:cx2="http://schemas.microsoft.com/office/drawing/2015/10/21/chartex" xmlns:cx3="http://schemas.microsoft.com/office/drawing/2016/5/9/chartex" xmlns:cx4="http://schemas.microsoft.com/office/drawing/2016/5/10/chartex" xmlns:cx5="http://schemas.microsoft.com/office/drawing/2016/5/11/chartex" xmlns:cx6="http://schemas.microsoft.com/office/drawing/2016/5/12/chartex" xmlns:cx7="http://schemas.microsoft.com/office/drawing/2016/5/13/chartex" xmlns:cx8="http://schemas.microsoft.com/office/drawing/2016/5/14/chartex" xmlns:mc="http://schemas.openxmlformats.org/markup-compatibility/2006" xmlns:aink="http://schemas.microsoft.com/office/drawing/2016/ink" xmlns:am3d="http://schemas.microsoft.com/office/drawing/2017/model3d" xmlns:o="urn:schemas-microsoft-com:office:office" xmlns:oel="http://schemas.microsoft.com/office/2019/extlst" xmlns:r="http://schemas.openxmlformats.org/officeDocument/2006/relationships" xmlns:m="http://schemas.openxmlformats.org/officeDocument/2006/math" xmlns:v="urn:schemas-microsoft-com:vml" xmlns:wp14="http://schemas.microsoft.com/office/word/2010/wordprocessingDrawing" xmlns:wp="http://schemas.openxmlformats.org/drawingml/2006/wordprocessingDrawing" xmlns:w10="urn:schemas-microsoft-com:office:word" xmlns:w="http://schemas.openxmlformats.org/wordprocessingml/2006/main" xmlns:w14="http://schemas.microsoft.com/office/word/2010/wordml" xmlns:w15="http://schemas.microsoft.com/office/word/2012/wordml" xmlns:w16cex="http://schemas.microsoft.com/office/word/2018/wordml/cex" xmlns:w16cid="http://schemas.microsoft.com/office/word/2016/wordml/cid" xmlns:w16="http://schemas.microsoft.com/office/word/2018/wordml" xmlns:w16du="http://schemas.microsoft.com/office/word/2023/wordml/word16du" xmlns:w16sdtdh="http://schemas.microsoft.com/office/word/2020/wordml/sdtdatahash" xmlns:w16sdtfl="http://schemas.microsoft.com/office/word/2024/wordml/sdtformatlock" xmlns:w16se="http://schemas.microsoft.com/office/word/2015/wordml/symex" xmlns:wpg="http://schemas.microsoft.com/office/word/2010/wordprocessingGroup" xmlns:wpi="http://schemas.microsoft.com/office/word/2010/wordprocessingInk" xmlns:wne="http://schemas.microsoft.com/office/word/2006/wordml" xmlns:wps="http://schemas.microsoft.com/office/word/2010/wordprocessingShape" mc:Ignorable="w14 w15 w16se w16cid w16 w16cex w16sdtdh w16sdtfl w16du wp14">
+<w:document xmlns:a="http://schemas.openxmlformats.org/drawingml/2006/main" xmlns:pic="http://schemas.openxmlformats.org/drawingml/2006/picture" xmlns:wpc="http://schemas.microsoft.com/office/word/2010/wordprocessingCanvas" xmlns:cx="http://schemas.microsoft.com/office/drawing/2014/chartex" xmlns:cx1="http://schemas.microsoft.com/office/drawing/2015/9/8/chartex" xmlns:cx2="http://schemas.microsoft.com/office/drawing/2015/10/21/chartex" xmlns:cx3="http://schemas.microsoft.com/office/drawing/2016/5/9/chartex" xmlns:cx4="http://schemas.microsoft.com/office/drawing/2016/5/10/chartex" xmlns:cx5="http://schemas.microsoft.com/office/drawing/2016/5/11/chartex" xmlns:cx6="http://schemas.microsoft.com/office/drawing/2016/5/12/chartex" xmlns:cx7="http://schemas.microsoft.com/office/drawing/2016/5/13/chartex" xmlns:cx8="http://schemas.microsoft.com/office/drawing/2016/5/14/chartex" xmlns:mc="http://schemas.openxmlformats.org/markup-compatibility/2006" xmlns:aink="http://schemas.microsoft.com/office/drawing/2016/ink" xmlns:am3d="http://schemas.microsoft.com/office/drawing/2017/model3d" xmlns:o="urn:schemas-microsoft-com:office:office" xmlns:oel="http://schemas.microsoft.com/office/2019/extlst" xmlns:r="http://schemas.openxmlformats.org/officeDocument/2006/relationships" xmlns:m="http://schemas.openxmlformats.org/officeDocument/2006/math" xmlns:v="urn:schemas-microsoft-com:vml" xmlns:wp14="http://schemas.microsoft.com/office/word/2010/wordprocessingDrawing" xmlns:wp="http://schemas.openxmlformats.org/drawingml/2006/wordprocessingDrawing" xmlns:w10="urn:schemas-microsoft-com:office:word" xmlns:w="http://schemas.openxmlformats.org/wordprocessingml/2006/main" xmlns:w14="http://schemas.microsoft.com/office/word/2010/wordml" xmlns:w15="http://schemas.microsoft.com/office/word/2012/wordml" xmlns:w16cex="http://schemas.microsoft.com/office/word/2018/wordml/cex" xmlns:w16cid="http://schemas.microsoft.com/office/word/2016/wordml/cid" xmlns:w16="http://schemas.microsoft.com/office/word/2018/wordml" xmlns:w16du="http://schemas.microsoft.com/office/word/2023/wordml/word16du" xmlns:w16sdtdh="http://schemas.microsoft.com/office/word/2020/wordml/sdtdatahash" xmlns:w16sdtfl="http://schemas.microsoft.com/office/word/2024/wordml/sdtformatlock" xmlns:w16se="http://schemas.microsoft.com/office/word/2015/wordml/symex" xmlns:wpg="http://schemas.microsoft.com/office/word/2010/wordprocessingGroup" xmlns:wpi="http://schemas.microsoft.com/office/word/2010/wordprocessingInk" xmlns:wne="http://schemas.microsoft.com/office/word/2006/wordml" xmlns:wps="http://schemas.microsoft.com/office/word/2010/wordprocessingShape" mc:Ignorable="w14 w15 w16se w16cid w16 w16cex w16sdtdh w16sdtfl w16du wp14">
   <w:body>
-    <w:p>
-      <w:pPr>
-        <w:pStyle w:val="Heading1"/>
-        <w:rPr>
-          <w:sz w:val="56"/>
-          <w:szCs w:val="56"/>
-        </w:rPr>
-      </w:pPr>
-      <w:r>
-        <w:rPr>
-          <w:sz w:val="56"/>
-          <w:szCs w:val="56"/>
-        </w:rPr>
-        <w:t>Template</w:t>
-      </w:r>
-      <w:r>
-        <w:rPr>
-          <w:sz w:val="56"/>
-          <w:szCs w:val="56"/>
-        </w:rPr>
-        <w:t xml:space="preserve"> File</w:t>
-      </w:r>
-    </w:p>
+    <w:p/>
+    <w:sectPr>
+      <w:pgSz w:w="16838" w:h="11906" w:orient="landscape"/>
+      <w:pgMar w:top="1440" w:right="720" w:bottom="1440" w:left="720" w:header="708" w:footer="708" w:gutter="0"/>
+      <w:cols w:space="708"/>
+      <w:docGrid w:linePitch="360"/>
+    </w:sectPr>
+    <w:p/>
     <w:p/>
     <w:p>
-      <w:hyperlink r:id="rId4" w:history="1">
+      <w:hyperlink w:history="1" r:id="R00681d4360b04ef9">
         <w:r>
           <w:rPr>
-            <w:rStyle w:val="Hyperlink"/>
+            <w:color w:val="0563C1"/>
+            <w:u w:val="single"/>
           </w:rPr>
-          <w:t>Test1</w:t>
+          <w:t>Google</w:t>
         </w:r>
       </w:hyperlink>
     </w:p>
     <w:p>
-      <w:hyperlink r:id="rId5" w:history="1">
+      <w:hyperlink w:history="1" r:id="R8681575d0b5c4046">
         <w:r>
           <w:rPr>
-            <w:rStyle w:val="Hyperlink"/>
+            <w:color w:val="0563C1"/>
+            <w:u w:val="single"/>
           </w:rPr>
-          <w:t>Test2</w:t>
+          <w:t>Google</w:t>
         </w:r>
       </w:hyperlink>
     </w:p>
+    <w:p>
+      <w:hyperlink w:history="1" r:id="R739aa4be205940e0">
+        <w:r>
+          <w:rPr>
+            <w:color w:val="0563C1"/>
+            <w:u w:val="single"/>
+          </w:rPr>
+          <w:t>Google</w:t>
+        </w:r>
+      </w:hyperlink>
+    </w:p>
+    <w:p>
+      <w:hyperlink w:history="1" r:id="R870ffdc1e27e48c3">
+        <w:r>
+          <w:rPr>
+            <w:color w:val="0563C1"/>
+            <w:u w:val="single"/>
+          </w:rPr>
+          <w:t>Google</w:t>
+        </w:r>
+      </w:hyperlink>
+    </w:p>
+    <w:p>
+      <w:hyperlink w:history="1" r:id="R2611622628f94b82">
+        <w:r>
+          <w:rPr>
+            <w:color w:val="0563C1"/>
+            <w:u w:val="single"/>
+          </w:rPr>
+          <w:t>Google</w:t>
+        </w:r>
+      </w:hyperlink>
+    </w:p>
+    <w:p>
+      <w:hyperlink w:history="1" r:id="R02df2da2768c40bd">
+        <w:r>
+          <w:rPr>
+            <w:color w:val="0563C1"/>
+            <w:u w:val="single"/>
+          </w:rPr>
+          <w:t>Google</w:t>
+        </w:r>
+      </w:hyperlink>
+    </w:p>
+    <w:p>
+      <w:hyperlink w:history="1" r:id="R20db0a55f1254dbf">
+        <w:r>
+          <w:rPr>
+            <w:color w:val="0563C1"/>
+            <w:u w:val="single"/>
+          </w:rPr>
+          <w:t>Google</w:t>
+        </w:r>
+      </w:hyperlink>
+    </w:p>
+    <w:p>
+      <w:hyperlink w:history="1" r:id="R955442c0ac3046e3">
+        <w:r>
+          <w:rPr>
+            <w:color w:val="0563C1"/>
+            <w:u w:val="single"/>
+          </w:rPr>
+          <w:t>Google</w:t>
+        </w:r>
+      </w:hyperlink>
+    </w:p>
+    <w:p>
+      <w:hyperlink w:history="1" r:id="Raa8fcf3b31cc49e5">
+        <w:r>
+          <w:rPr>
+            <w:color w:val="0563C1"/>
+            <w:u w:val="single"/>
+          </w:rPr>
+          <w:t>Google</w:t>
+        </w:r>
+      </w:hyperlink>
+    </w:p>
+    <w:p>
+      <w:hyperlink w:history="1" r:id="Ra419b769af524aa4">
+        <w:r>
+          <w:rPr>
+            <w:color w:val="0563C1"/>
+            <w:u w:val="single"/>
+          </w:rPr>
+          <w:t>Google</w:t>
+        </w:r>
+      </w:hyperlink>
+    </w:p>
+    <w:p/>
     <w:p/>
     <w:p>
       <w:r>
@@ -68,7 +144,7 @@
                     <pic:cNvPicPr/>
                   </pic:nvPicPr>
                   <pic:blipFill>
-                    <a:blip r:embed="rId6"/>
+                    <a:blip r:embed="R3379939ae5544c40"/>
                     <a:stretch>
                       <a:fillRect/>
                     </a:stretch>
@@ -89,6 +165,12 @@
         </w:drawing>
       </w:r>
     </w:p>
+    <w:sectPr>
+      <w:pgSz w:w="11906" w:h="16838"/>
+      <w:pgMar w:top="1440" w:right="720" w:bottom="1440" w:left="720" w:header="708" w:footer="708" w:gutter="0"/>
+      <w:cols w:space="708"/>
+      <w:docGrid w:linePitch="360"/>
+    </w:sectPr>
     <w:p>
       <w:r>
         <w:br w:type="page"/>
@@ -96,10 +178,6 @@
     </w:p>
     <w:p>
       <w:r>
-        <w:rPr>
-          <w:noProof/>
-        </w:rPr>
-        <w:lastRenderedPageBreak/>
         <w:drawing>
           <wp:inline distT="0" distB="0" distL="0" distR="0" wp14:anchorId="22523A63" wp14:editId="292D3CC4">
             <wp:extent cx="5731510" cy="574875"/>
@@ -116,7 +194,7 @@
                     <pic:cNvPicPr/>
                   </pic:nvPicPr>
                   <pic:blipFill>
-                    <a:blip r:embed="rId7"/>
+                    <a:blip r:embed="Rd8a9b347b83248d7"/>
                     <a:stretch>
                       <a:fillRect/>
                     </a:stretch>
@@ -152,7 +230,7 @@
   <w:docDefaults>
     <w:rPrDefault>
       <w:rPr>
-        <w:rFonts w:asciiTheme="minorHAnsi" w:eastAsiaTheme="minorHAnsi" w:hAnsiTheme="minorHAnsi" w:cstheme="minorBidi"/>
+        <w:rFonts w:asciiTheme="minorHAnsi" w:hAnsiTheme="minorHAnsi" w:eastAsiaTheme="minorHAnsi" w:cstheme="minorBidi"/>
         <w:kern w:val="2"/>
         <w:sz w:val="22"/>
         <w:lang w:val="en-IN" w:eastAsia="en-US" w:bidi="hi-IN"/>
@@ -168,14 +246,14 @@
   <w:latentStyles w:defLockedState="0" w:defUIPriority="99" w:defSemiHidden="0" w:defUnhideWhenUsed="0" w:defQFormat="0" w:count="376">
     <w:lsdException w:name="Normal" w:uiPriority="0" w:qFormat="1"/>
     <w:lsdException w:name="heading 1" w:uiPriority="9" w:qFormat="1"/>
-    <w:lsdException w:name="heading 2" w:semiHidden="1" w:uiPriority="9" w:unhideWhenUsed="1" w:qFormat="1"/>
-    <w:lsdException w:name="heading 3" w:semiHidden="1" w:uiPriority="9" w:unhideWhenUsed="1" w:qFormat="1"/>
-    <w:lsdException w:name="heading 4" w:semiHidden="1" w:uiPriority="9" w:unhideWhenUsed="1" w:qFormat="1"/>
-    <w:lsdException w:name="heading 5" w:semiHidden="1" w:uiPriority="9" w:unhideWhenUsed="1" w:qFormat="1"/>
-    <w:lsdException w:name="heading 6" w:semiHidden="1" w:uiPriority="9" w:unhideWhenUsed="1" w:qFormat="1"/>
-    <w:lsdException w:name="heading 7" w:semiHidden="1" w:uiPriority="9" w:unhideWhenUsed="1" w:qFormat="1"/>
-    <w:lsdException w:name="heading 8" w:semiHidden="1" w:uiPriority="9" w:unhideWhenUsed="1" w:qFormat="1"/>
-    <w:lsdException w:name="heading 9" w:semiHidden="1" w:uiPriority="9" w:unhideWhenUsed="1" w:qFormat="1"/>
+    <w:lsdException w:name="heading 2" w:uiPriority="9" w:semiHidden="1" w:unhideWhenUsed="1" w:qFormat="1"/>
+    <w:lsdException w:name="heading 3" w:uiPriority="9" w:semiHidden="1" w:unhideWhenUsed="1" w:qFormat="1"/>
+    <w:lsdException w:name="heading 4" w:uiPriority="9" w:semiHidden="1" w:unhideWhenUsed="1" w:qFormat="1"/>
+    <w:lsdException w:name="heading 5" w:uiPriority="9" w:semiHidden="1" w:unhideWhenUsed="1" w:qFormat="1"/>
+    <w:lsdException w:name="heading 6" w:uiPriority="9" w:semiHidden="1" w:unhideWhenUsed="1" w:qFormat="1"/>
+    <w:lsdException w:name="heading 7" w:uiPriority="9" w:semiHidden="1" w:unhideWhenUsed="1" w:qFormat="1"/>
+    <w:lsdException w:name="heading 8" w:uiPriority="9" w:semiHidden="1" w:unhideWhenUsed="1" w:qFormat="1"/>
+    <w:lsdException w:name="heading 9" w:uiPriority="9" w:semiHidden="1" w:unhideWhenUsed="1" w:qFormat="1"/>
     <w:lsdException w:name="index 1" w:semiHidden="1" w:unhideWhenUsed="1"/>
     <w:lsdException w:name="index 2" w:semiHidden="1" w:unhideWhenUsed="1"/>
     <w:lsdException w:name="index 3" w:semiHidden="1" w:unhideWhenUsed="1"/>
@@ -185,22 +263,22 @@
     <w:lsdException w:name="index 7" w:semiHidden="1" w:unhideWhenUsed="1"/>
     <w:lsdException w:name="index 8" w:semiHidden="1" w:unhideWhenUsed="1"/>
     <w:lsdException w:name="index 9" w:semiHidden="1" w:unhideWhenUsed="1"/>
-    <w:lsdException w:name="toc 1" w:semiHidden="1" w:uiPriority="39" w:unhideWhenUsed="1"/>
-    <w:lsdException w:name="toc 2" w:semiHidden="1" w:uiPriority="39" w:unhideWhenUsed="1"/>
-    <w:lsdException w:name="toc 3" w:semiHidden="1" w:uiPriority="39" w:unhideWhenUsed="1"/>
-    <w:lsdException w:name="toc 4" w:semiHidden="1" w:uiPriority="39" w:unhideWhenUsed="1"/>
-    <w:lsdException w:name="toc 5" w:semiHidden="1" w:uiPriority="39" w:unhideWhenUsed="1"/>
-    <w:lsdException w:name="toc 6" w:semiHidden="1" w:uiPriority="39" w:unhideWhenUsed="1"/>
-    <w:lsdException w:name="toc 7" w:semiHidden="1" w:uiPriority="39" w:unhideWhenUsed="1"/>
-    <w:lsdException w:name="toc 8" w:semiHidden="1" w:uiPriority="39" w:unhideWhenUsed="1"/>
-    <w:lsdException w:name="toc 9" w:semiHidden="1" w:uiPriority="39" w:unhideWhenUsed="1"/>
+    <w:lsdException w:name="toc 1" w:uiPriority="39" w:semiHidden="1" w:unhideWhenUsed="1"/>
+    <w:lsdException w:name="toc 2" w:uiPriority="39" w:semiHidden="1" w:unhideWhenUsed="1"/>
+    <w:lsdException w:name="toc 3" w:uiPriority="39" w:semiHidden="1" w:unhideWhenUsed="1"/>
+    <w:lsdException w:name="toc 4" w:uiPriority="39" w:semiHidden="1" w:unhideWhenUsed="1"/>
+    <w:lsdException w:name="toc 5" w:uiPriority="39" w:semiHidden="1" w:unhideWhenUsed="1"/>
+    <w:lsdException w:name="toc 6" w:uiPriority="39" w:semiHidden="1" w:unhideWhenUsed="1"/>
+    <w:lsdException w:name="toc 7" w:uiPriority="39" w:semiHidden="1" w:unhideWhenUsed="1"/>
+    <w:lsdException w:name="toc 8" w:uiPriority="39" w:semiHidden="1" w:unhideWhenUsed="1"/>
+    <w:lsdException w:name="toc 9" w:uiPriority="39" w:semiHidden="1" w:unhideWhenUsed="1"/>
     <w:lsdException w:name="Normal Indent" w:semiHidden="1" w:unhideWhenUsed="1"/>
     <w:lsdException w:name="footnote text" w:semiHidden="1" w:unhideWhenUsed="1"/>
     <w:lsdException w:name="annotation text" w:semiHidden="1" w:unhideWhenUsed="1"/>
     <w:lsdException w:name="header" w:semiHidden="1" w:unhideWhenUsed="1"/>
     <w:lsdException w:name="footer" w:semiHidden="1" w:unhideWhenUsed="1"/>
     <w:lsdException w:name="index heading" w:semiHidden="1" w:unhideWhenUsed="1"/>
-    <w:lsdException w:name="caption" w:semiHidden="1" w:uiPriority="35" w:unhideWhenUsed="1" w:qFormat="1"/>
+    <w:lsdException w:name="caption" w:uiPriority="35" w:semiHidden="1" w:unhideWhenUsed="1" w:qFormat="1"/>
     <w:lsdException w:name="table of figures" w:semiHidden="1" w:unhideWhenUsed="1"/>
     <w:lsdException w:name="envelope address" w:semiHidden="1" w:unhideWhenUsed="1"/>
     <w:lsdException w:name="envelope return" w:semiHidden="1" w:unhideWhenUsed="1"/>
@@ -231,7 +309,7 @@
     <w:lsdException w:name="Title" w:uiPriority="10" w:qFormat="1"/>
     <w:lsdException w:name="Closing" w:semiHidden="1" w:unhideWhenUsed="1"/>
     <w:lsdException w:name="Signature" w:semiHidden="1" w:unhideWhenUsed="1"/>
-    <w:lsdException w:name="Default Paragraph Font" w:semiHidden="1" w:uiPriority="1" w:unhideWhenUsed="1"/>
+    <w:lsdException w:name="Default Paragraph Font" w:uiPriority="1" w:semiHidden="1" w:unhideWhenUsed="1"/>
     <w:lsdException w:name="Body Text" w:semiHidden="1" w:unhideWhenUsed="1"/>
     <w:lsdException w:name="Body Text Indent" w:semiHidden="1" w:unhideWhenUsed="1"/>
     <w:lsdException w:name="List Continue" w:semiHidden="1" w:unhideWhenUsed="1"/>
@@ -431,8 +509,8 @@
     <w:lsdException w:name="Subtle Reference" w:uiPriority="31" w:qFormat="1"/>
     <w:lsdException w:name="Intense Reference" w:uiPriority="32" w:qFormat="1"/>
     <w:lsdException w:name="Book Title" w:uiPriority="33" w:qFormat="1"/>
-    <w:lsdException w:name="Bibliography" w:semiHidden="1" w:uiPriority="37" w:unhideWhenUsed="1"/>
-    <w:lsdException w:name="TOC Heading" w:semiHidden="1" w:uiPriority="39" w:unhideWhenUsed="1" w:qFormat="1"/>
+    <w:lsdException w:name="Bibliography" w:uiPriority="37" w:semiHidden="1" w:unhideWhenUsed="1"/>
+    <w:lsdException w:name="TOC Heading" w:uiPriority="39" w:semiHidden="1" w:unhideWhenUsed="1" w:qFormat="1"/>
     <w:lsdException w:name="Plain Table 1" w:uiPriority="41"/>
     <w:lsdException w:name="Plain Table 2" w:uiPriority="42"/>
     <w:lsdException w:name="Plain Table 3" w:uiPriority="43"/>
@@ -543,7 +621,7 @@
     <w:lsdException w:name="Unresolved Mention" w:semiHidden="1" w:unhideWhenUsed="1"/>
     <w:lsdException w:name="Smart Link" w:semiHidden="1" w:unhideWhenUsed="1"/>
   </w:latentStyles>
-  <w:style w:type="paragraph" w:default="1" w:styleId="Normal">
+  <w:style w:type="paragraph" w:styleId="Normal" w:default="1">
     <w:name w:val="Normal"/>
     <w:qFormat/>
     <w:rPr>
@@ -566,7 +644,7 @@
       <w:outlineLvl w:val="0"/>
     </w:pPr>
     <w:rPr>
-      <w:rFonts w:ascii="Times New Roman" w:eastAsiaTheme="majorEastAsia" w:hAnsi="Times New Roman" w:cstheme="majorBidi"/>
+      <w:rFonts w:ascii="Times New Roman" w:hAnsi="Times New Roman" w:eastAsiaTheme="majorEastAsia" w:cstheme="majorBidi"/>
       <w:b/>
       <w:color w:val="000000" w:themeColor="text1"/>
       <w:kern w:val="0"/>
@@ -755,13 +833,13 @@
       <w:color w:val="272727" w:themeColor="text1" w:themeTint="D8"/>
     </w:rPr>
   </w:style>
-  <w:style w:type="character" w:default="1" w:styleId="DefaultParagraphFont">
+  <w:style w:type="character" w:styleId="DefaultParagraphFont" w:default="1">
     <w:name w:val="Default Paragraph Font"/>
     <w:uiPriority w:val="1"/>
     <w:semiHidden/>
     <w:unhideWhenUsed/>
   </w:style>
-  <w:style w:type="table" w:default="1" w:styleId="TableNormal">
+  <w:style w:type="table" w:styleId="TableNormal" w:default="1">
     <w:name w:val="Normal Table"/>
     <w:uiPriority w:val="99"/>
     <w:semiHidden/>
@@ -776,13 +854,13 @@
       </w:tblCellMar>
     </w:tblPr>
   </w:style>
-  <w:style w:type="numbering" w:default="1" w:styleId="NoList">
+  <w:style w:type="numbering" w:styleId="NoList" w:default="1">
     <w:name w:val="No List"/>
     <w:uiPriority w:val="99"/>
     <w:semiHidden/>
     <w:unhideWhenUsed/>
   </w:style>
-  <w:style w:type="character" w:customStyle="1" w:styleId="Heading2Char">
+  <w:style w:type="character" w:styleId="Heading2Char" w:customStyle="1">
     <w:name w:val="Heading 2 Char"/>
     <w:link w:val="Heading2"/>
     <w:uiPriority w:val="9"/>
@@ -796,14 +874,14 @@
       <w:lang w:val="en-US" w:bidi="ar-SA"/>
     </w:rPr>
   </w:style>
-  <w:style w:type="character" w:customStyle="1" w:styleId="Heading1Char">
+  <w:style w:type="character" w:styleId="Heading1Char" w:customStyle="1">
     <w:name w:val="Heading 1 Char"/>
     <w:basedOn w:val="DefaultParagraphFont"/>
     <w:link w:val="Heading1"/>
     <w:uiPriority w:val="9"/>
     <w:rsid w:val="00FF30E6"/>
     <w:rPr>
-      <w:rFonts w:ascii="Times New Roman" w:eastAsiaTheme="majorEastAsia" w:hAnsi="Times New Roman" w:cstheme="majorBidi"/>
+      <w:rFonts w:ascii="Times New Roman" w:hAnsi="Times New Roman" w:eastAsiaTheme="majorEastAsia" w:cstheme="majorBidi"/>
       <w:b/>
       <w:color w:val="000000" w:themeColor="text1"/>
       <w:kern w:val="0"/>
@@ -812,7 +890,7 @@
       <w14:ligatures w14:val="none"/>
     </w:rPr>
   </w:style>
-  <w:style w:type="character" w:customStyle="1" w:styleId="Heading3Char">
+  <w:style w:type="character" w:styleId="Heading3Char" w:customStyle="1">
     <w:name w:val="Heading 3 Char"/>
     <w:basedOn w:val="DefaultParagraphFont"/>
     <w:link w:val="Heading3"/>
@@ -826,7 +904,7 @@
       <w:szCs w:val="25"/>
     </w:rPr>
   </w:style>
-  <w:style w:type="character" w:customStyle="1" w:styleId="Heading4Char">
+  <w:style w:type="character" w:styleId="Heading4Char" w:customStyle="1">
     <w:name w:val="Heading 4 Char"/>
     <w:basedOn w:val="DefaultParagraphFont"/>
     <w:link w:val="Heading4"/>
@@ -840,7 +918,7 @@
       <w:color w:val="2F5496" w:themeColor="accent1" w:themeShade="BF"/>
     </w:rPr>
   </w:style>
-  <w:style w:type="character" w:customStyle="1" w:styleId="Heading5Char">
+  <w:style w:type="character" w:styleId="Heading5Char" w:customStyle="1">
     <w:name w:val="Heading 5 Char"/>
     <w:basedOn w:val="DefaultParagraphFont"/>
     <w:link w:val="Heading5"/>
@@ -852,7 +930,7 @@
       <w:color w:val="2F5496" w:themeColor="accent1" w:themeShade="BF"/>
     </w:rPr>
   </w:style>
-  <w:style w:type="character" w:customStyle="1" w:styleId="Heading6Char">
+  <w:style w:type="character" w:styleId="Heading6Char" w:customStyle="1">
     <w:name w:val="Heading 6 Char"/>
     <w:basedOn w:val="DefaultParagraphFont"/>
     <w:link w:val="Heading6"/>
@@ -866,7 +944,7 @@
       <w:color w:val="595959" w:themeColor="text1" w:themeTint="A6"/>
     </w:rPr>
   </w:style>
-  <w:style w:type="character" w:customStyle="1" w:styleId="Heading7Char">
+  <w:style w:type="character" w:styleId="Heading7Char" w:customStyle="1">
     <w:name w:val="Heading 7 Char"/>
     <w:basedOn w:val="DefaultParagraphFont"/>
     <w:link w:val="Heading7"/>
@@ -878,7 +956,7 @@
       <w:color w:val="595959" w:themeColor="text1" w:themeTint="A6"/>
     </w:rPr>
   </w:style>
-  <w:style w:type="character" w:customStyle="1" w:styleId="Heading8Char">
+  <w:style w:type="character" w:styleId="Heading8Char" w:customStyle="1">
     <w:name w:val="Heading 8 Char"/>
     <w:basedOn w:val="DefaultParagraphFont"/>
     <w:link w:val="Heading8"/>
@@ -892,7 +970,7 @@
       <w:color w:val="272727" w:themeColor="text1" w:themeTint="D8"/>
     </w:rPr>
   </w:style>
-  <w:style w:type="character" w:customStyle="1" w:styleId="Heading9Char">
+  <w:style w:type="character" w:styleId="Heading9Char" w:customStyle="1">
     <w:name w:val="Heading 9 Char"/>
     <w:basedOn w:val="DefaultParagraphFont"/>
     <w:link w:val="Heading9"/>
@@ -917,21 +995,21 @@
       <w:contextualSpacing/>
     </w:pPr>
     <w:rPr>
-      <w:rFonts w:asciiTheme="majorHAnsi" w:eastAsiaTheme="majorEastAsia" w:hAnsiTheme="majorHAnsi" w:cstheme="majorBidi"/>
+      <w:rFonts w:asciiTheme="majorHAnsi" w:hAnsiTheme="majorHAnsi" w:eastAsiaTheme="majorEastAsia" w:cstheme="majorBidi"/>
       <w:spacing w:val="-10"/>
       <w:kern w:val="28"/>
       <w:sz w:val="56"/>
       <w:szCs w:val="50"/>
     </w:rPr>
   </w:style>
-  <w:style w:type="character" w:customStyle="1" w:styleId="TitleChar">
+  <w:style w:type="character" w:styleId="TitleChar" w:customStyle="1">
     <w:name w:val="Title Char"/>
     <w:basedOn w:val="DefaultParagraphFont"/>
     <w:link w:val="Title"/>
     <w:uiPriority w:val="10"/>
     <w:rsid w:val="00EC11A4"/>
     <w:rPr>
-      <w:rFonts w:asciiTheme="majorHAnsi" w:eastAsiaTheme="majorEastAsia" w:hAnsiTheme="majorHAnsi" w:cstheme="majorBidi"/>
+      <w:rFonts w:asciiTheme="majorHAnsi" w:hAnsiTheme="majorHAnsi" w:eastAsiaTheme="majorEastAsia" w:cstheme="majorBidi"/>
       <w:spacing w:val="-10"/>
       <w:kern w:val="28"/>
       <w:sz w:val="56"/>
@@ -959,7 +1037,7 @@
       <w:szCs w:val="25"/>
     </w:rPr>
   </w:style>
-  <w:style w:type="character" w:customStyle="1" w:styleId="SubtitleChar">
+  <w:style w:type="character" w:styleId="SubtitleChar" w:customStyle="1">
     <w:name w:val="Subtitle Char"/>
     <w:basedOn w:val="DefaultParagraphFont"/>
     <w:link w:val="Subtitle"/>
@@ -991,7 +1069,7 @@
       <w:color w:val="404040" w:themeColor="text1" w:themeTint="BF"/>
     </w:rPr>
   </w:style>
-  <w:style w:type="character" w:customStyle="1" w:styleId="QuoteChar">
+  <w:style w:type="character" w:styleId="QuoteChar" w:customStyle="1">
     <w:name w:val="Quote Char"/>
     <w:basedOn w:val="DefaultParagraphFont"/>
     <w:link w:val="Quote"/>
@@ -1037,8 +1115,8 @@
     <w:rsid w:val="00EC11A4"/>
     <w:pPr>
       <w:pBdr>
-        <w:top w:val="single" w:sz="4" w:space="10" w:color="2F5496" w:themeColor="accent1" w:themeShade="BF"/>
-        <w:bottom w:val="single" w:sz="4" w:space="10" w:color="2F5496" w:themeColor="accent1" w:themeShade="BF"/>
+        <w:top w:val="single" w:color="2F5496" w:themeColor="accent1" w:themeShade="BF" w:sz="4" w:space="10"/>
+        <w:bottom w:val="single" w:color="2F5496" w:themeColor="accent1" w:themeShade="BF" w:sz="4" w:space="10"/>
       </w:pBdr>
       <w:spacing w:before="360" w:after="360"/>
       <w:ind w:left="864" w:right="864"/>
@@ -1050,7 +1128,7 @@
       <w:color w:val="2F5496" w:themeColor="accent1" w:themeShade="BF"/>
     </w:rPr>
   </w:style>
-  <w:style w:type="character" w:customStyle="1" w:styleId="IntenseQuoteChar">
+  <w:style w:type="character" w:styleId="IntenseQuoteChar" w:customStyle="1">
     <w:name w:val="Intense Quote Char"/>
     <w:basedOn w:val="DefaultParagraphFont"/>
     <w:link w:val="IntenseQuote"/>
@@ -1075,29 +1153,6 @@
       <w:smallCaps/>
       <w:color w:val="2F5496" w:themeColor="accent1" w:themeShade="BF"/>
       <w:spacing w:val="5"/>
-    </w:rPr>
-  </w:style>
-  <w:style w:type="character" w:styleId="Hyperlink">
-    <w:name w:val="Hyperlink"/>
-    <w:basedOn w:val="DefaultParagraphFont"/>
-    <w:uiPriority w:val="99"/>
-    <w:unhideWhenUsed/>
-    <w:rsid w:val="00D4031D"/>
-    <w:rPr>
-      <w:color w:val="0563C1" w:themeColor="hyperlink"/>
-      <w:u w:val="single"/>
-    </w:rPr>
-  </w:style>
-  <w:style w:type="character" w:styleId="UnresolvedMention">
-    <w:name w:val="Unresolved Mention"/>
-    <w:basedOn w:val="DefaultParagraphFont"/>
-    <w:uiPriority w:val="99"/>
-    <w:semiHidden/>
-    <w:unhideWhenUsed/>
-    <w:rsid w:val="00D4031D"/>
-    <w:rPr>
-      <w:color w:val="605E5C"/>
-      <w:shd w:val="clear" w:color="auto" w:fill="E1DFDD"/>
     </w:rPr>
   </w:style>
 </w:styles>
